--- a/MODULE 5 assignment.docx
+++ b/MODULE 5 assignment.docx
@@ -922,7 +922,7 @@
           <w:noProof/>
         </w:rPr>
         <w:drawing>
-          <wp:inline distT="0" distB="0" distL="0" distR="0" wp14:anchorId="664C7AF1" wp14:editId="495636B2">
+          <wp:inline distT="0" distB="0" distL="0" distR="0" wp14:anchorId="664C7AF1" wp14:editId="66D1043A">
             <wp:extent cx="2980055" cy="4732020"/>
             <wp:effectExtent l="0" t="0" r="0" b="0"/>
             <wp:docPr id="1460866361" name="Picture 1"/>
@@ -1515,7 +1515,7 @@
           <w:noProof/>
         </w:rPr>
         <w:drawing>
-          <wp:inline distT="0" distB="0" distL="0" distR="0" wp14:anchorId="6A70F1B9" wp14:editId="6F27CE38">
+          <wp:inline distT="0" distB="0" distL="0" distR="0" wp14:anchorId="6A70F1B9" wp14:editId="29DB8D86">
             <wp:extent cx="2674313" cy="4754561"/>
             <wp:effectExtent l="7620" t="0" r="635" b="635"/>
             <wp:docPr id="694906284" name="Picture 1"/>
@@ -1574,6 +1574,9 @@
         <w:jc w:val="center"/>
       </w:pPr>
       <w:r>
+        <w:rPr>
+          <w:noProof/>
+        </w:rPr>
         <w:drawing>
           <wp:inline distT="0" distB="0" distL="0" distR="0" wp14:anchorId="622F9902" wp14:editId="570DC382">
             <wp:extent cx="4648849" cy="2172003"/>
@@ -1654,6 +1657,9 @@
         <w:jc w:val="center"/>
       </w:pPr>
       <w:r>
+        <w:rPr>
+          <w:noProof/>
+        </w:rPr>
         <w:drawing>
           <wp:inline distT="0" distB="0" distL="0" distR="0" wp14:anchorId="79E191B4" wp14:editId="5D9FA5D8">
             <wp:extent cx="4448796" cy="2143424"/>
@@ -1719,6 +1725,9 @@
         <w:jc w:val="center"/>
       </w:pPr>
       <w:r>
+        <w:rPr>
+          <w:noProof/>
+        </w:rPr>
         <w:drawing>
           <wp:inline distT="0" distB="0" distL="0" distR="0" wp14:anchorId="7AEC77A0" wp14:editId="5CB61C26">
             <wp:extent cx="4439270" cy="1943371"/>
@@ -2259,8 +2268,446 @@
         <w:br/>
       </w:r>
     </w:p>
+    <w:p>
+      <w:r>
+        <w:rPr>
+          <w:b/>
+          <w:bCs/>
+        </w:rPr>
+        <w:t xml:space="preserve">Question 7 </w:t>
+      </w:r>
+    </w:p>
+    <w:p>
+      <w:pPr>
+        <w:rPr>
+          <w:b/>
+          <w:bCs/>
+        </w:rPr>
+      </w:pPr>
+      <w:r>
+        <w:rPr>
+          <w:b/>
+          <w:bCs/>
+        </w:rPr>
+        <w:t>In Cisco Packet Tracer, create a small network with multiple devices (e.g., 2 PCs and a router). Use private IP addresses (e.g., 192.168.1.x) on the PCs and configure the router to perform NAT to allow the PCs to access the internet.</w:t>
+      </w:r>
+    </w:p>
+    <w:p>
+      <w:pPr>
+        <w:rPr>
+          <w:b/>
+          <w:bCs/>
+        </w:rPr>
+      </w:pPr>
+    </w:p>
+    <w:p>
+      <w:pPr>
+        <w:rPr>
+          <w:b/>
+          <w:bCs/>
+        </w:rPr>
+      </w:pPr>
+      <w:r>
+        <w:rPr>
+          <w:b/>
+          <w:bCs/>
+        </w:rPr>
+        <w:t>Sol:</w:t>
+      </w:r>
+    </w:p>
+    <w:p>
+      <w:pPr>
+        <w:jc w:val="center"/>
+      </w:pPr>
+      <w:r>
+        <w:drawing>
+          <wp:inline distT="0" distB="0" distL="0" distR="0" wp14:anchorId="5EDF8221" wp14:editId="2FAB5108">
+            <wp:extent cx="4061461" cy="2125498"/>
+            <wp:effectExtent l="0" t="0" r="0" b="8255"/>
+            <wp:docPr id="1841066339" name="Picture 1"/>
+            <wp:cNvGraphicFramePr>
+              <a:graphicFrameLocks xmlns:a="http://schemas.openxmlformats.org/drawingml/2006/main" noChangeAspect="1"/>
+            </wp:cNvGraphicFramePr>
+            <a:graphic xmlns:a="http://schemas.openxmlformats.org/drawingml/2006/main">
+              <a:graphicData uri="http://schemas.openxmlformats.org/drawingml/2006/picture">
+                <pic:pic xmlns:pic="http://schemas.openxmlformats.org/drawingml/2006/picture">
+                  <pic:nvPicPr>
+                    <pic:cNvPr id="1841066339" name=""/>
+                    <pic:cNvPicPr/>
+                  </pic:nvPicPr>
+                  <pic:blipFill>
+                    <a:blip r:embed="rId18"/>
+                    <a:stretch>
+                      <a:fillRect/>
+                    </a:stretch>
+                  </pic:blipFill>
+                  <pic:spPr>
+                    <a:xfrm>
+                      <a:off x="0" y="0"/>
+                      <a:ext cx="4074964" cy="2132565"/>
+                    </a:xfrm>
+                    <a:prstGeom prst="rect">
+                      <a:avLst/>
+                    </a:prstGeom>
+                  </pic:spPr>
+                </pic:pic>
+              </a:graphicData>
+            </a:graphic>
+          </wp:inline>
+        </w:drawing>
+      </w:r>
+    </w:p>
+    <w:p>
+      <w:pPr>
+        <w:jc w:val="center"/>
+      </w:pPr>
+      <w:r>
+        <w:t>Topology</w:t>
+      </w:r>
+    </w:p>
     <w:p/>
-    <w:p/>
+    <w:tbl>
+      <w:tblPr>
+        <w:tblStyle w:val="TableGrid"/>
+        <w:tblW w:w="0" w:type="auto"/>
+        <w:tblLook w:val="04A0" w:firstRow="1" w:lastRow="0" w:firstColumn="1" w:lastColumn="0" w:noHBand="0" w:noVBand="1"/>
+      </w:tblPr>
+      <w:tblGrid>
+        <w:gridCol w:w="2187"/>
+        <w:gridCol w:w="2188"/>
+        <w:gridCol w:w="2188"/>
+        <w:gridCol w:w="2188"/>
+        <w:gridCol w:w="2188"/>
+      </w:tblGrid>
+      <w:tr>
+        <w:tc>
+          <w:tcPr>
+            <w:tcW w:w="2187" w:type="dxa"/>
+            <w:vAlign w:val="bottom"/>
+          </w:tcPr>
+          <w:p>
+            <w:r>
+              <w:rPr>
+                <w:rFonts w:ascii="Arial" w:hAnsi="Arial" w:cs="Arial"/>
+                <w:sz w:val="20"/>
+                <w:szCs w:val="20"/>
+              </w:rPr>
+              <w:t>Device</w:t>
+            </w:r>
+          </w:p>
+        </w:tc>
+        <w:tc>
+          <w:tcPr>
+            <w:tcW w:w="2188" w:type="dxa"/>
+            <w:vAlign w:val="bottom"/>
+          </w:tcPr>
+          <w:p>
+            <w:r>
+              <w:rPr>
+                <w:rFonts w:ascii="Arial" w:hAnsi="Arial" w:cs="Arial"/>
+                <w:sz w:val="20"/>
+                <w:szCs w:val="20"/>
+              </w:rPr>
+              <w:t>Interface</w:t>
+            </w:r>
+          </w:p>
+        </w:tc>
+        <w:tc>
+          <w:tcPr>
+            <w:tcW w:w="2188" w:type="dxa"/>
+            <w:vAlign w:val="bottom"/>
+          </w:tcPr>
+          <w:p>
+            <w:r>
+              <w:rPr>
+                <w:rFonts w:ascii="Arial" w:hAnsi="Arial" w:cs="Arial"/>
+                <w:sz w:val="20"/>
+                <w:szCs w:val="20"/>
+              </w:rPr>
+              <w:t>IP Address</w:t>
+            </w:r>
+          </w:p>
+        </w:tc>
+        <w:tc>
+          <w:tcPr>
+            <w:tcW w:w="2188" w:type="dxa"/>
+            <w:vAlign w:val="bottom"/>
+          </w:tcPr>
+          <w:p>
+            <w:r>
+              <w:rPr>
+                <w:rFonts w:ascii="Arial" w:hAnsi="Arial" w:cs="Arial"/>
+                <w:sz w:val="20"/>
+                <w:szCs w:val="20"/>
+              </w:rPr>
+              <w:t>Subnet Mask</w:t>
+            </w:r>
+          </w:p>
+        </w:tc>
+        <w:tc>
+          <w:tcPr>
+            <w:tcW w:w="2188" w:type="dxa"/>
+            <w:vAlign w:val="bottom"/>
+          </w:tcPr>
+          <w:p>
+            <w:r>
+              <w:rPr>
+                <w:rFonts w:ascii="Arial" w:hAnsi="Arial" w:cs="Arial"/>
+                <w:sz w:val="20"/>
+                <w:szCs w:val="20"/>
+              </w:rPr>
+              <w:t>Default Gateway</w:t>
+            </w:r>
+          </w:p>
+        </w:tc>
+      </w:tr>
+      <w:tr>
+        <w:tc>
+          <w:tcPr>
+            <w:tcW w:w="2187" w:type="dxa"/>
+            <w:vAlign w:val="bottom"/>
+          </w:tcPr>
+          <w:p>
+            <w:r>
+              <w:rPr>
+                <w:rFonts w:ascii="Arial" w:hAnsi="Arial" w:cs="Arial"/>
+                <w:sz w:val="20"/>
+                <w:szCs w:val="20"/>
+              </w:rPr>
+              <w:t>PC0</w:t>
+            </w:r>
+          </w:p>
+        </w:tc>
+        <w:tc>
+          <w:tcPr>
+            <w:tcW w:w="2188" w:type="dxa"/>
+            <w:vAlign w:val="bottom"/>
+          </w:tcPr>
+          <w:p>
+            <w:r>
+              <w:rPr>
+                <w:rFonts w:ascii="Arial" w:hAnsi="Arial" w:cs="Arial"/>
+                <w:sz w:val="20"/>
+                <w:szCs w:val="20"/>
+              </w:rPr>
+              <w:t>FastEthernet0</w:t>
+            </w:r>
+          </w:p>
+        </w:tc>
+        <w:tc>
+          <w:tcPr>
+            <w:tcW w:w="2188" w:type="dxa"/>
+            <w:vAlign w:val="bottom"/>
+          </w:tcPr>
+          <w:p>
+            <w:r>
+              <w:rPr>
+                <w:rFonts w:ascii="Arial" w:hAnsi="Arial" w:cs="Arial"/>
+                <w:sz w:val="20"/>
+                <w:szCs w:val="20"/>
+              </w:rPr>
+              <w:t>192.168.1.10</w:t>
+            </w:r>
+          </w:p>
+        </w:tc>
+        <w:tc>
+          <w:tcPr>
+            <w:tcW w:w="2188" w:type="dxa"/>
+            <w:vAlign w:val="bottom"/>
+          </w:tcPr>
+          <w:p>
+            <w:r>
+              <w:rPr>
+                <w:rFonts w:ascii="Arial" w:hAnsi="Arial" w:cs="Arial"/>
+                <w:sz w:val="20"/>
+                <w:szCs w:val="20"/>
+              </w:rPr>
+              <w:t>255.255.255.0</w:t>
+            </w:r>
+          </w:p>
+        </w:tc>
+        <w:tc>
+          <w:tcPr>
+            <w:tcW w:w="2188" w:type="dxa"/>
+            <w:vAlign w:val="bottom"/>
+          </w:tcPr>
+          <w:p>
+            <w:r>
+              <w:rPr>
+                <w:rFonts w:ascii="Arial" w:hAnsi="Arial" w:cs="Arial"/>
+                <w:sz w:val="20"/>
+                <w:szCs w:val="20"/>
+              </w:rPr>
+              <w:t>192.168.1.1</w:t>
+            </w:r>
+          </w:p>
+        </w:tc>
+      </w:tr>
+      <w:tr>
+        <w:tc>
+          <w:tcPr>
+            <w:tcW w:w="2187" w:type="dxa"/>
+            <w:vAlign w:val="bottom"/>
+          </w:tcPr>
+          <w:p>
+            <w:r>
+              <w:rPr>
+                <w:rFonts w:ascii="Arial" w:hAnsi="Arial" w:cs="Arial"/>
+                <w:sz w:val="20"/>
+                <w:szCs w:val="20"/>
+              </w:rPr>
+              <w:t>PC1</w:t>
+            </w:r>
+          </w:p>
+        </w:tc>
+        <w:tc>
+          <w:tcPr>
+            <w:tcW w:w="2188" w:type="dxa"/>
+            <w:vAlign w:val="bottom"/>
+          </w:tcPr>
+          <w:p>
+            <w:r>
+              <w:rPr>
+                <w:rFonts w:ascii="Arial" w:hAnsi="Arial" w:cs="Arial"/>
+                <w:sz w:val="20"/>
+                <w:szCs w:val="20"/>
+              </w:rPr>
+              <w:t>FastEthernet0</w:t>
+            </w:r>
+          </w:p>
+        </w:tc>
+        <w:tc>
+          <w:tcPr>
+            <w:tcW w:w="2188" w:type="dxa"/>
+            <w:vAlign w:val="bottom"/>
+          </w:tcPr>
+          <w:p>
+            <w:r>
+              <w:rPr>
+                <w:rFonts w:ascii="Arial" w:hAnsi="Arial" w:cs="Arial"/>
+                <w:sz w:val="20"/>
+                <w:szCs w:val="20"/>
+              </w:rPr>
+              <w:t>192.168.1.11</w:t>
+            </w:r>
+          </w:p>
+        </w:tc>
+        <w:tc>
+          <w:tcPr>
+            <w:tcW w:w="2188" w:type="dxa"/>
+            <w:vAlign w:val="bottom"/>
+          </w:tcPr>
+          <w:p>
+            <w:r>
+              <w:rPr>
+                <w:rFonts w:ascii="Arial" w:hAnsi="Arial" w:cs="Arial"/>
+                <w:sz w:val="20"/>
+                <w:szCs w:val="20"/>
+              </w:rPr>
+              <w:t>255.255.255.0</w:t>
+            </w:r>
+          </w:p>
+        </w:tc>
+        <w:tc>
+          <w:tcPr>
+            <w:tcW w:w="2188" w:type="dxa"/>
+            <w:vAlign w:val="bottom"/>
+          </w:tcPr>
+          <w:p>
+            <w:r>
+              <w:rPr>
+                <w:rFonts w:ascii="Arial" w:hAnsi="Arial" w:cs="Arial"/>
+                <w:sz w:val="20"/>
+                <w:szCs w:val="20"/>
+              </w:rPr>
+              <w:t>192.168.1.1</w:t>
+            </w:r>
+          </w:p>
+        </w:tc>
+      </w:tr>
+      <w:tr>
+        <w:tc>
+          <w:tcPr>
+            <w:tcW w:w="2187" w:type="dxa"/>
+            <w:vAlign w:val="bottom"/>
+          </w:tcPr>
+          <w:p>
+            <w:r>
+              <w:rPr>
+                <w:rFonts w:ascii="Arial" w:hAnsi="Arial" w:cs="Arial"/>
+                <w:sz w:val="20"/>
+                <w:szCs w:val="20"/>
+              </w:rPr>
+              <w:t>Server</w:t>
+            </w:r>
+          </w:p>
+        </w:tc>
+        <w:tc>
+          <w:tcPr>
+            <w:tcW w:w="2188" w:type="dxa"/>
+            <w:vAlign w:val="bottom"/>
+          </w:tcPr>
+          <w:p>
+            <w:r>
+              <w:rPr>
+                <w:rFonts w:ascii="Arial" w:hAnsi="Arial" w:cs="Arial"/>
+                <w:sz w:val="20"/>
+                <w:szCs w:val="20"/>
+              </w:rPr>
+              <w:t>FastEthernet0</w:t>
+            </w:r>
+          </w:p>
+        </w:tc>
+        <w:tc>
+          <w:tcPr>
+            <w:tcW w:w="2188" w:type="dxa"/>
+            <w:vAlign w:val="bottom"/>
+          </w:tcPr>
+          <w:p>
+            <w:r>
+              <w:rPr>
+                <w:rFonts w:ascii="Arial" w:hAnsi="Arial" w:cs="Arial"/>
+                <w:sz w:val="20"/>
+                <w:szCs w:val="20"/>
+              </w:rPr>
+              <w:t>8.8.8.8</w:t>
+            </w:r>
+          </w:p>
+        </w:tc>
+        <w:tc>
+          <w:tcPr>
+            <w:tcW w:w="2188" w:type="dxa"/>
+            <w:vAlign w:val="bottom"/>
+          </w:tcPr>
+          <w:p>
+            <w:r>
+              <w:rPr>
+                <w:rFonts w:ascii="Arial" w:hAnsi="Arial" w:cs="Arial"/>
+                <w:sz w:val="20"/>
+                <w:szCs w:val="20"/>
+              </w:rPr>
+              <w:t>255.0.0.0</w:t>
+            </w:r>
+          </w:p>
+        </w:tc>
+        <w:tc>
+          <w:tcPr>
+            <w:tcW w:w="2188" w:type="dxa"/>
+            <w:vAlign w:val="bottom"/>
+          </w:tcPr>
+          <w:p>
+            <w:r>
+              <w:rPr>
+                <w:rFonts w:ascii="Arial" w:hAnsi="Arial" w:cs="Arial"/>
+                <w:sz w:val="20"/>
+                <w:szCs w:val="20"/>
+              </w:rPr>
+              <w:t>8.8.8.1</w:t>
+            </w:r>
+          </w:p>
+        </w:tc>
+      </w:tr>
+    </w:tbl>
     <w:p>
       <w:pPr>
         <w:sectPr>
@@ -2269,6 +2716,217 @@
           <w:cols w:space="720"/>
           <w:noEndnote/>
         </w:sectPr>
+      </w:pPr>
+    </w:p>
+    <w:p>
+      <w:pPr>
+        <w:jc w:val="center"/>
+      </w:pPr>
+      <w:r>
+        <w:lastRenderedPageBreak/>
+        <w:drawing>
+          <wp:inline distT="0" distB="0" distL="0" distR="0" wp14:anchorId="38A0A053" wp14:editId="3DA8D0BA">
+            <wp:extent cx="5731510" cy="3759200"/>
+            <wp:effectExtent l="0" t="0" r="2540" b="0"/>
+            <wp:docPr id="1943422718" name="Picture 1"/>
+            <wp:cNvGraphicFramePr>
+              <a:graphicFrameLocks xmlns:a="http://schemas.openxmlformats.org/drawingml/2006/main" noChangeAspect="1"/>
+            </wp:cNvGraphicFramePr>
+            <a:graphic xmlns:a="http://schemas.openxmlformats.org/drawingml/2006/main">
+              <a:graphicData uri="http://schemas.openxmlformats.org/drawingml/2006/picture">
+                <pic:pic xmlns:pic="http://schemas.openxmlformats.org/drawingml/2006/picture">
+                  <pic:nvPicPr>
+                    <pic:cNvPr id="1943422718" name=""/>
+                    <pic:cNvPicPr/>
+                  </pic:nvPicPr>
+                  <pic:blipFill>
+                    <a:blip r:embed="rId19"/>
+                    <a:stretch>
+                      <a:fillRect/>
+                    </a:stretch>
+                  </pic:blipFill>
+                  <pic:spPr>
+                    <a:xfrm>
+                      <a:off x="0" y="0"/>
+                      <a:ext cx="5731510" cy="3759200"/>
+                    </a:xfrm>
+                    <a:prstGeom prst="rect">
+                      <a:avLst/>
+                    </a:prstGeom>
+                  </pic:spPr>
+                </pic:pic>
+              </a:graphicData>
+            </a:graphic>
+          </wp:inline>
+        </w:drawing>
+      </w:r>
+    </w:p>
+    <w:p>
+      <w:pPr>
+        <w:jc w:val="center"/>
+      </w:pPr>
+      <w:r>
+        <w:t>Router configuration for NAT</w:t>
+      </w:r>
+    </w:p>
+    <w:p>
+      <w:pPr>
+        <w:jc w:val="center"/>
+      </w:pPr>
+    </w:p>
+    <w:p>
+      <w:pPr>
+        <w:jc w:val="center"/>
+      </w:pPr>
+    </w:p>
+    <w:p>
+      <w:pPr>
+        <w:jc w:val="center"/>
+      </w:pPr>
+      <w:r>
+        <w:drawing>
+          <wp:inline distT="0" distB="0" distL="0" distR="0" wp14:anchorId="080E2667" wp14:editId="31DC6175">
+            <wp:extent cx="5731510" cy="2144395"/>
+            <wp:effectExtent l="0" t="0" r="2540" b="8255"/>
+            <wp:docPr id="1148238042" name="Picture 1"/>
+            <wp:cNvGraphicFramePr>
+              <a:graphicFrameLocks xmlns:a="http://schemas.openxmlformats.org/drawingml/2006/main" noChangeAspect="1"/>
+            </wp:cNvGraphicFramePr>
+            <a:graphic xmlns:a="http://schemas.openxmlformats.org/drawingml/2006/main">
+              <a:graphicData uri="http://schemas.openxmlformats.org/drawingml/2006/picture">
+                <pic:pic xmlns:pic="http://schemas.openxmlformats.org/drawingml/2006/picture">
+                  <pic:nvPicPr>
+                    <pic:cNvPr id="1148238042" name=""/>
+                    <pic:cNvPicPr/>
+                  </pic:nvPicPr>
+                  <pic:blipFill>
+                    <a:blip r:embed="rId20"/>
+                    <a:stretch>
+                      <a:fillRect/>
+                    </a:stretch>
+                  </pic:blipFill>
+                  <pic:spPr>
+                    <a:xfrm>
+                      <a:off x="0" y="0"/>
+                      <a:ext cx="5731510" cy="2144395"/>
+                    </a:xfrm>
+                    <a:prstGeom prst="rect">
+                      <a:avLst/>
+                    </a:prstGeom>
+                  </pic:spPr>
+                </pic:pic>
+              </a:graphicData>
+            </a:graphic>
+          </wp:inline>
+        </w:drawing>
+      </w:r>
+    </w:p>
+    <w:p>
+      <w:pPr>
+        <w:jc w:val="center"/>
+      </w:pPr>
+      <w:r>
+        <w:t>This is a command that shows the private Ips being changed to public Ips.</w:t>
+      </w:r>
+    </w:p>
+    <w:p>
+      <w:pPr>
+        <w:jc w:val="center"/>
+      </w:pPr>
+    </w:p>
+    <w:p>
+      <w:pPr>
+        <w:jc w:val="center"/>
+      </w:pPr>
+    </w:p>
+    <w:p>
+      <w:pPr>
+        <w:jc w:val="center"/>
+      </w:pPr>
+      <w:r>
+        <w:lastRenderedPageBreak/>
+        <w:drawing>
+          <wp:inline distT="0" distB="0" distL="0" distR="0" wp14:anchorId="17F9F3E2" wp14:editId="6B0DD3C8">
+            <wp:extent cx="4915586" cy="2934109"/>
+            <wp:effectExtent l="0" t="0" r="0" b="0"/>
+            <wp:docPr id="275065254" name="Picture 1"/>
+            <wp:cNvGraphicFramePr>
+              <a:graphicFrameLocks xmlns:a="http://schemas.openxmlformats.org/drawingml/2006/main" noChangeAspect="1"/>
+            </wp:cNvGraphicFramePr>
+            <a:graphic xmlns:a="http://schemas.openxmlformats.org/drawingml/2006/main">
+              <a:graphicData uri="http://schemas.openxmlformats.org/drawingml/2006/picture">
+                <pic:pic xmlns:pic="http://schemas.openxmlformats.org/drawingml/2006/picture">
+                  <pic:nvPicPr>
+                    <pic:cNvPr id="275065254" name=""/>
+                    <pic:cNvPicPr/>
+                  </pic:nvPicPr>
+                  <pic:blipFill>
+                    <a:blip r:embed="rId21"/>
+                    <a:stretch>
+                      <a:fillRect/>
+                    </a:stretch>
+                  </pic:blipFill>
+                  <pic:spPr>
+                    <a:xfrm>
+                      <a:off x="0" y="0"/>
+                      <a:ext cx="4915586" cy="2934109"/>
+                    </a:xfrm>
+                    <a:prstGeom prst="rect">
+                      <a:avLst/>
+                    </a:prstGeom>
+                  </pic:spPr>
+                </pic:pic>
+              </a:graphicData>
+            </a:graphic>
+          </wp:inline>
+        </w:drawing>
+      </w:r>
+    </w:p>
+    <w:p>
+      <w:pPr>
+        <w:jc w:val="center"/>
+      </w:pPr>
+      <w:r>
+        <w:t xml:space="preserve">The ping command shows that there is connection between internal PC and </w:t>
+      </w:r>
+      <w:r>
+        <w:t>the server that means the NAT worked.</w:t>
+      </w:r>
+    </w:p>
+    <w:p>
+      <w:pPr>
+        <w:jc w:val="center"/>
+      </w:pPr>
+    </w:p>
+    <w:p>
+      <w:pPr>
+        <w:jc w:val="center"/>
+      </w:pPr>
+    </w:p>
+    <w:p>
+      <w:r>
+        <w:t>Th</w:t>
+      </w:r>
+      <w:r>
+        <w:t>is</w:t>
+      </w:r>
+      <w:r>
+        <w:t xml:space="preserve"> demonstrates how NAT preserves the limited supply of public IPv4 addresses while providing a layer of security by hiding internal private IP addresses from the public internet. The use of </w:t>
+      </w:r>
+      <w:r>
+        <w:rPr>
+          <w:b/>
+          <w:bCs/>
+        </w:rPr>
+        <w:t>Overload</w:t>
+      </w:r>
+      <w:r>
+        <w:t xml:space="preserve"> ensures the network is scalable for additional internal devices without requiring further public IP allocations.</w:t>
+      </w:r>
+    </w:p>
+    <w:p>
+      <w:pPr>
+        <w:jc w:val="center"/>
       </w:pPr>
     </w:p>
     <w:p>
